--- a/制作ノート_pcスペック紹介_25017_伊藤千裕１.docx
+++ b/制作ノート_pcスペック紹介_25017_伊藤千裕１.docx
@@ -322,6 +322,40 @@
           <w:rFonts w:ascii="ＭＳ Ｐ明朝" w:eastAsia="ＭＳ Ｐ明朝" w:hAnsi="ＭＳ Ｐ明朝"/>
         </w:rPr>
       </w:pPr>
+    </w:p>
+    <w:p>
+      <w:pPr>
+        <w:rPr>
+          <w:rFonts w:ascii="ＭＳ Ｐ明朝" w:eastAsia="ＭＳ Ｐ明朝" w:hAnsi="ＭＳ Ｐ明朝"/>
+        </w:rPr>
+      </w:pPr>
+    </w:p>
+    <w:p>
+      <w:pPr>
+        <w:rPr>
+          <w:rFonts w:ascii="ＭＳ Ｐ明朝" w:eastAsia="ＭＳ Ｐ明朝" w:hAnsi="ＭＳ Ｐ明朝"/>
+        </w:rPr>
+      </w:pPr>
+    </w:p>
+    <w:p>
+      <w:pPr>
+        <w:rPr>
+          <w:rFonts w:ascii="ＭＳ Ｐ明朝" w:eastAsia="ＭＳ Ｐ明朝" w:hAnsi="ＭＳ Ｐ明朝"/>
+        </w:rPr>
+      </w:pPr>
+      <w:r>
+        <w:rPr>
+          <w:rFonts w:ascii="ＭＳ Ｐ明朝" w:eastAsia="ＭＳ Ｐ明朝" w:hAnsi="ＭＳ Ｐ明朝" w:hint="eastAsia"/>
+        </w:rPr>
+        <w:t>制作案</w:t>
+      </w:r>
+    </w:p>
+    <w:p>
+      <w:pPr>
+        <w:rPr>
+          <w:rFonts w:ascii="ＭＳ Ｐ明朝" w:eastAsia="ＭＳ Ｐ明朝" w:hAnsi="ＭＳ Ｐ明朝"/>
+        </w:rPr>
+      </w:pPr>
       <w:r>
         <w:rPr>
           <w:rFonts w:ascii="ＭＳ Ｐ明朝" w:eastAsia="ＭＳ Ｐ明朝" w:hAnsi="ＭＳ Ｐ明朝" w:hint="eastAsia"/>
@@ -342,57 +376,11 @@
           <w:rFonts w:ascii="ＭＳ Ｐ明朝" w:eastAsia="ＭＳ Ｐ明朝" w:hAnsi="ＭＳ Ｐ明朝"/>
         </w:rPr>
       </w:pPr>
-    </w:p>
-    <w:p>
-      <w:pPr>
-        <w:rPr>
-          <w:rFonts w:ascii="ＭＳ Ｐ明朝" w:eastAsia="ＭＳ Ｐ明朝" w:hAnsi="ＭＳ Ｐ明朝"/>
-        </w:rPr>
-      </w:pPr>
-      <w:r>
-        <w:rPr>
-          <w:rFonts w:ascii="ＭＳ Ｐ明朝" w:eastAsia="ＭＳ Ｐ明朝" w:hAnsi="ＭＳ Ｐ明朝" w:hint="eastAsia"/>
-        </w:rPr>
-        <w:t>制作案</w:t>
-      </w:r>
-    </w:p>
-    <w:p>
-      <w:pPr>
-        <w:rPr>
-          <w:rFonts w:ascii="ＭＳ Ｐ明朝" w:eastAsia="ＭＳ Ｐ明朝" w:hAnsi="ＭＳ Ｐ明朝"/>
-        </w:rPr>
-      </w:pPr>
-      <w:r>
-        <w:rPr>
-          <w:rFonts w:ascii="ＭＳ Ｐ明朝" w:eastAsia="ＭＳ Ｐ明朝" w:hAnsi="ＭＳ Ｐ明朝" w:hint="eastAsia"/>
-        </w:rPr>
-        <w:t>XXXXXXXXXXXXXXXXXXXXXXXXXXXXXXXXXXXXXXXXXXXXXXXXXXXXXXXXXXXXXXXXXXXXXXXXXXXXXXXXXXXXXXXXXXXXXXXXXXXXXXXXXXXXXXXXXXXXXXXXXXXXXXXXXXXXXXXXXXXXXXXX</w:t>
-      </w:r>
       <w:r>
         <w:rPr>
           <w:rFonts w:ascii="ＭＳ Ｐ明朝" w:eastAsia="ＭＳ Ｐ明朝" w:hAnsi="ＭＳ Ｐ明朝" w:hint="eastAsia"/>
         </w:rPr>
         <w:lastRenderedPageBreak/>
-        <w:t>XXXXXXXXXXXXXXXXXXXXXXXXXXXXXXXXXXXXXXXXXXXXXXXXXXXXXXXXXXXXXXXX</w:t>
-      </w:r>
-    </w:p>
-    <w:p>
-      <w:pPr>
-        <w:rPr>
-          <w:rFonts w:ascii="ＭＳ Ｐ明朝" w:eastAsia="ＭＳ Ｐ明朝" w:hAnsi="ＭＳ Ｐ明朝"/>
-        </w:rPr>
-      </w:pPr>
-    </w:p>
-    <w:p>
-      <w:pPr>
-        <w:rPr>
-          <w:rFonts w:ascii="ＭＳ Ｐ明朝" w:eastAsia="ＭＳ Ｐ明朝" w:hAnsi="ＭＳ Ｐ明朝"/>
-        </w:rPr>
-      </w:pPr>
-      <w:r>
-        <w:rPr>
-          <w:rFonts w:ascii="ＭＳ Ｐ明朝" w:eastAsia="ＭＳ Ｐ明朝" w:hAnsi="ＭＳ Ｐ明朝" w:hint="eastAsia"/>
-        </w:rPr>
         <w:t>撮影場所、情報収集について</w:t>
       </w:r>
     </w:p>

--- a/制作ノート_pcスペック紹介_25017_伊藤千裕１.docx
+++ b/制作ノート_pcスペック紹介_25017_伊藤千裕１.docx
@@ -106,6 +106,12 @@
         <w:rPr>
           <w:rFonts w:ascii="ＭＳ Ｐ明朝" w:eastAsia="ＭＳ Ｐ明朝" w:hAnsi="ＭＳ Ｐ明朝" w:hint="eastAsia"/>
         </w:rPr>
+        <w:t>・</w:t>
+      </w:r>
+      <w:r>
+        <w:rPr>
+          <w:rFonts w:ascii="ＭＳ Ｐ明朝" w:eastAsia="ＭＳ Ｐ明朝" w:hAnsi="ＭＳ Ｐ明朝" w:hint="eastAsia"/>
+        </w:rPr>
         <w:t>自分がプレイしたいゲームに必要なスペックを知れる</w:t>
       </w:r>
     </w:p>
@@ -132,7 +138,20 @@
         <w:rPr>
           <w:rFonts w:ascii="ＭＳ Ｐ明朝" w:eastAsia="ＭＳ Ｐ明朝" w:hAnsi="ＭＳ Ｐ明朝" w:hint="eastAsia"/>
         </w:rPr>
-        <w:t>パソコンをこれから買う人</w:t>
+        <w:t>・これからゲーミングPCを購入する人</w:t>
+      </w:r>
+    </w:p>
+    <w:p>
+      <w:pPr>
+        <w:rPr>
+          <w:rFonts w:ascii="ＭＳ Ｐ明朝" w:eastAsia="ＭＳ Ｐ明朝" w:hAnsi="ＭＳ Ｐ明朝" w:hint="eastAsia"/>
+        </w:rPr>
+      </w:pPr>
+      <w:r>
+        <w:rPr>
+          <w:rFonts w:ascii="ＭＳ Ｐ明朝" w:eastAsia="ＭＳ Ｐ明朝" w:hAnsi="ＭＳ Ｐ明朝" w:hint="eastAsia"/>
+        </w:rPr>
+        <w:t>・ゲームを始めたい人</w:t>
       </w:r>
     </w:p>
     <w:p>
@@ -185,6 +204,12 @@
         </w:rPr>
         <w:t>6月</w:t>
       </w:r>
+      <w:r>
+        <w:rPr>
+          <w:rFonts w:ascii="ＭＳ Ｐ明朝" w:eastAsia="ＭＳ Ｐ明朝" w:hAnsi="ＭＳ Ｐ明朝" w:hint="eastAsia"/>
+        </w:rPr>
+        <w:t xml:space="preserve">　　　掲載するゲームの選定</w:t>
+      </w:r>
     </w:p>
     <w:p>
       <w:pPr>
@@ -198,6 +223,12 @@
         </w:rPr>
         <w:t>7月</w:t>
       </w:r>
+      <w:r>
+        <w:rPr>
+          <w:rFonts w:ascii="ＭＳ Ｐ明朝" w:eastAsia="ＭＳ Ｐ明朝" w:hAnsi="ＭＳ Ｐ明朝" w:hint="eastAsia"/>
+        </w:rPr>
+        <w:t xml:space="preserve">　　　デザイン案作成</w:t>
+      </w:r>
     </w:p>
     <w:p>
       <w:pPr>
@@ -211,6 +242,12 @@
         </w:rPr>
         <w:t>8月</w:t>
       </w:r>
+      <w:r>
+        <w:rPr>
+          <w:rFonts w:ascii="ＭＳ Ｐ明朝" w:eastAsia="ＭＳ Ｐ明朝" w:hAnsi="ＭＳ Ｐ明朝" w:hint="eastAsia"/>
+        </w:rPr>
+        <w:t xml:space="preserve">　　　トップページ制作</w:t>
+      </w:r>
     </w:p>
     <w:p>
       <w:pPr>
@@ -224,6 +261,12 @@
         </w:rPr>
         <w:t>9月</w:t>
       </w:r>
+      <w:r>
+        <w:rPr>
+          <w:rFonts w:ascii="ＭＳ Ｐ明朝" w:eastAsia="ＭＳ Ｐ明朝" w:hAnsi="ＭＳ Ｐ明朝" w:hint="eastAsia"/>
+        </w:rPr>
+        <w:t xml:space="preserve">　　　各ページ制作</w:t>
+      </w:r>
     </w:p>
     <w:p>
       <w:pPr>
@@ -237,6 +280,12 @@
         </w:rPr>
         <w:t>１０月</w:t>
       </w:r>
+      <w:r>
+        <w:rPr>
+          <w:rFonts w:ascii="ＭＳ Ｐ明朝" w:eastAsia="ＭＳ Ｐ明朝" w:hAnsi="ＭＳ Ｐ明朝" w:hint="eastAsia"/>
+        </w:rPr>
+        <w:t xml:space="preserve">　　　スペック比較ページ制作</w:t>
+      </w:r>
     </w:p>
     <w:p>
       <w:pPr>
@@ -250,6 +299,12 @@
         </w:rPr>
         <w:t>11月</w:t>
       </w:r>
+      <w:r>
+        <w:rPr>
+          <w:rFonts w:ascii="ＭＳ Ｐ明朝" w:eastAsia="ＭＳ Ｐ明朝" w:hAnsi="ＭＳ Ｐ明朝" w:hint="eastAsia"/>
+        </w:rPr>
+        <w:t xml:space="preserve">　　　デザイン調整</w:t>
+      </w:r>
     </w:p>
     <w:p>
       <w:pPr>
@@ -319,21 +374,20 @@
     <w:p>
       <w:pPr>
         <w:rPr>
-          <w:rFonts w:ascii="ＭＳ Ｐ明朝" w:eastAsia="ＭＳ Ｐ明朝" w:hAnsi="ＭＳ Ｐ明朝"/>
-        </w:rPr>
-      </w:pPr>
-    </w:p>
-    <w:p>
-      <w:pPr>
-        <w:rPr>
-          <w:rFonts w:ascii="ＭＳ Ｐ明朝" w:eastAsia="ＭＳ Ｐ明朝" w:hAnsi="ＭＳ Ｐ明朝"/>
-        </w:rPr>
-      </w:pPr>
-    </w:p>
-    <w:p>
-      <w:pPr>
-        <w:rPr>
-          <w:rFonts w:ascii="ＭＳ Ｐ明朝" w:eastAsia="ＭＳ Ｐ明朝" w:hAnsi="ＭＳ Ｐ明朝"/>
+          <w:rFonts w:ascii="ＭＳ Ｐ明朝" w:eastAsia="ＭＳ Ｐ明朝" w:hAnsi="ＭＳ Ｐ明朝" w:hint="eastAsia"/>
+        </w:rPr>
+      </w:pPr>
+      <w:r>
+        <w:rPr>
+          <w:rFonts w:ascii="ＭＳ Ｐ明朝" w:eastAsia="ＭＳ Ｐ明朝" w:hAnsi="ＭＳ Ｐ明朝" w:hint="eastAsia"/>
+        </w:rPr>
+        <w:t>・パソコン，Visual　Studio　Code，HTML/CSS，ゲーム公式の情報</w:t>
+      </w:r>
+    </w:p>
+    <w:p>
+      <w:pPr>
+        <w:rPr>
+          <w:rFonts w:ascii="ＭＳ Ｐ明朝" w:eastAsia="ＭＳ Ｐ明朝" w:hAnsi="ＭＳ Ｐ明朝" w:hint="eastAsia"/>
         </w:rPr>
       </w:pPr>
     </w:p>
@@ -353,22 +407,53 @@
     <w:p>
       <w:pPr>
         <w:rPr>
-          <w:rFonts w:ascii="ＭＳ Ｐ明朝" w:eastAsia="ＭＳ Ｐ明朝" w:hAnsi="ＭＳ Ｐ明朝"/>
-        </w:rPr>
-      </w:pPr>
-      <w:r>
-        <w:rPr>
-          <w:rFonts w:ascii="ＭＳ Ｐ明朝" w:eastAsia="ＭＳ Ｐ明朝" w:hAnsi="ＭＳ Ｐ明朝" w:hint="eastAsia"/>
-        </w:rPr>
-        <w:t>XXXXXXXXXXXXXXXXXXXXXXXXXXXXXXXXXXXXXXXXXXXXXXXXXXXXXXXXXXXXXXXXXXXXXXXXXXXXXXXXXXXXXXXXXXXXXXXXXXXXXXXXXXXXXXXXXXXXXXXXXXXXXXXXXXXXXXXXXXXXXXXXXXXXXXXXXXXXXXXXXXXXXXXXXXXXXXXXXXXXXXXXXXXXXXXXXXXXXXXXXXXXXXXX</w:t>
-      </w:r>
-    </w:p>
-    <w:p>
-      <w:pPr>
-        <w:rPr>
-          <w:rFonts w:ascii="ＭＳ Ｐ明朝" w:eastAsia="ＭＳ Ｐ明朝" w:hAnsi="ＭＳ Ｐ明朝"/>
-        </w:rPr>
-      </w:pPr>
+          <w:rFonts w:ascii="ＭＳ Ｐ明朝" w:eastAsia="ＭＳ Ｐ明朝" w:hAnsi="ＭＳ Ｐ明朝" w:hint="eastAsia"/>
+        </w:rPr>
+      </w:pPr>
+      <w:r>
+        <w:rPr>
+          <w:rFonts w:ascii="ＭＳ Ｐ明朝" w:eastAsia="ＭＳ Ｐ明朝" w:hAnsi="ＭＳ Ｐ明朝"/>
+        </w:rPr>
+        <w:t>人気ゲームの最低スペックと推奨スペックを比較できるWebサイトを制作する</w:t>
+      </w:r>
+      <w:r>
+        <w:rPr>
+          <w:rFonts w:ascii="ＭＳ Ｐ明朝" w:eastAsia="ＭＳ Ｐ明朝" w:hAnsi="ＭＳ Ｐ明朝" w:hint="eastAsia"/>
+        </w:rPr>
+        <w:t>。</w:t>
+      </w:r>
+    </w:p>
+    <w:p>
+      <w:pPr>
+        <w:rPr>
+          <w:rFonts w:ascii="ＭＳ Ｐ明朝" w:eastAsia="ＭＳ Ｐ明朝" w:hAnsi="ＭＳ Ｐ明朝"/>
+        </w:rPr>
+      </w:pPr>
+      <w:r>
+        <w:rPr>
+          <w:rFonts w:ascii="ＭＳ Ｐ明朝" w:eastAsia="ＭＳ Ｐ明朝" w:hAnsi="ＭＳ Ｐ明朝" w:hint="eastAsia"/>
+        </w:rPr>
+        <w:t>撮影場所、情報収集について</w:t>
+      </w:r>
+    </w:p>
+    <w:p>
+      <w:pPr>
+        <w:rPr>
+          <w:rFonts w:ascii="ＭＳ Ｐ明朝" w:eastAsia="ＭＳ Ｐ明朝" w:hAnsi="ＭＳ Ｐ明朝"/>
+        </w:rPr>
+      </w:pPr>
+      <w:r>
+        <w:rPr>
+          <w:rFonts w:ascii="ＭＳ Ｐ明朝" w:eastAsia="ＭＳ Ｐ明朝" w:hAnsi="ＭＳ Ｐ明朝" w:hint="eastAsia"/>
+        </w:rPr>
+        <w:t>・</w:t>
+      </w:r>
+      <w:r>
+        <w:rPr>
+          <w:rFonts w:ascii="ＭＳ Ｐ明朝" w:eastAsia="ＭＳ Ｐ明朝" w:hAnsi="ＭＳ Ｐ明朝"/>
+        </w:rPr>
+        <w:t xml:space="preserve"> ゲーム公式サイト </w:t>
+      </w:r>
     </w:p>
     <w:p>
       <w:pPr>
@@ -381,28 +466,33 @@
           <w:rFonts w:ascii="ＭＳ Ｐ明朝" w:eastAsia="ＭＳ Ｐ明朝" w:hAnsi="ＭＳ Ｐ明朝" w:hint="eastAsia"/>
         </w:rPr>
         <w:lastRenderedPageBreak/>
-        <w:t>撮影場所、情報収集について</w:t>
-      </w:r>
-    </w:p>
-    <w:p>
-      <w:pPr>
-        <w:rPr>
-          <w:rFonts w:ascii="ＭＳ Ｐ明朝" w:eastAsia="ＭＳ Ｐ明朝" w:hAnsi="ＭＳ Ｐ明朝"/>
-        </w:rPr>
-      </w:pPr>
-      <w:r>
-        <w:rPr>
-          <w:rFonts w:ascii="ＭＳ Ｐ明朝" w:eastAsia="ＭＳ Ｐ明朝" w:hAnsi="ＭＳ Ｐ明朝" w:hint="eastAsia"/>
-        </w:rPr>
-        <w:t>XXXXXXXXXXXXXXXXXXXXXXXXXXXXXXXXXXXXXXXXXXXXXXXXXXXXXXXXXXXXXXXXXXXXXXXXXXXXXXXXXXXXXXXXXXXXXXXXXXXXXXXXXXXXXXXXXXXXXXXXXXXXXXXXXXXXXXXXXXXXXXXXXXXXXXXXXXXXXXXXXXXXXXXXXXXXXXXXXXXXXXXXXXXXXXXXXXXXXXXXXXXXXXXX</w:t>
-      </w:r>
-    </w:p>
-    <w:p>
-      <w:pPr>
-        <w:rPr>
-          <w:rFonts w:ascii="ＭＳ Ｐ明朝" w:eastAsia="ＭＳ Ｐ明朝" w:hAnsi="ＭＳ Ｐ明朝"/>
-        </w:rPr>
-      </w:pPr>
+        <w:t>・</w:t>
+      </w:r>
+      <w:r>
+        <w:rPr>
+          <w:rFonts w:ascii="ＭＳ Ｐ明朝" w:eastAsia="ＭＳ Ｐ明朝" w:hAnsi="ＭＳ Ｐ明朝"/>
+        </w:rPr>
+        <w:t xml:space="preserve"> PCメーカーの公式サイト </w:t>
+      </w:r>
+    </w:p>
+    <w:p>
+      <w:pPr>
+        <w:rPr>
+          <w:rFonts w:ascii="ＭＳ Ｐ明朝" w:eastAsia="ＭＳ Ｐ明朝" w:hAnsi="ＭＳ Ｐ明朝"/>
+        </w:rPr>
+      </w:pPr>
+      <w:r>
+        <w:rPr>
+          <w:rFonts w:ascii="ＭＳ Ｐ明朝" w:eastAsia="ＭＳ Ｐ明朝" w:hAnsi="ＭＳ Ｐ明朝" w:hint="eastAsia"/>
+        </w:rPr>
+        <w:t>・</w:t>
+      </w:r>
+      <w:r>
+        <w:rPr>
+          <w:rFonts w:ascii="ＭＳ Ｐ明朝" w:eastAsia="ＭＳ Ｐ明朝" w:hAnsi="ＭＳ Ｐ明朝"/>
+        </w:rPr>
+        <w:t xml:space="preserve"> ゲーミングPC販売サイト</w:t>
+      </w:r>
     </w:p>
     <w:p>
       <w:pPr>
@@ -1095,7 +1185,6 @@
   <w:style w:type="character" w:default="1" w:styleId="a0">
     <w:name w:val="Default Paragraph Font"/>
     <w:uiPriority w:val="1"/>
-    <w:semiHidden/>
     <w:unhideWhenUsed/>
   </w:style>
   <w:style w:type="table" w:default="1" w:styleId="a1">
